--- a/courts/tenth-circuit/kansas/state/court-of-appeals/reply-brief/usage/OUTPUT-reply-brief.docx
+++ b/courts/tenth-circuit/kansas/state/court-of-appeals/reply-brief/usage/OUTPUT-reply-brief.docx
@@ -4863,6 +4863,7 @@
     <w:unhideWhenUsed/>
     <w:qFormat/>
     <w:pPr>
+      <w:keepLines/>
       <w:spacing w:before="0" w:after="140" w:line="299" w:lineRule="exact"/>
     </w:pPr>
     <w:rPr>

--- a/courts/tenth-circuit/kansas/state/court-of-appeals/reply-brief/usage/OUTPUT-reply-brief.docx
+++ b/courts/tenth-circuit/kansas/state/court-of-appeals/reply-brief/usage/OUTPUT-reply-brief.docx
@@ -394,7 +394,12 @@
     </w:p>
     <w:p>
       <w:pPr>
-        <w:spacing w:before="1440" w:after="0" w:line="368" w:lineRule="exact"/>
+        <w:spacing w:before="0" w:after="0" w:line="2514" w:lineRule="exact"/>
+      </w:pPr>
+    </w:p>
+    <w:p>
+      <w:pPr>
+        <w:spacing w:before="0" w:after="0" w:line="368" w:lineRule="exact"/>
         <w:ind w:left="0" w:firstLine="0"/>
         <w:jc w:val="center"/>
       </w:pPr>
@@ -464,7 +469,12 @@
     </w:p>
     <w:p>
       <w:pPr>
-        <w:spacing w:before="1440" w:after="0" w:line="299" w:lineRule="exact"/>
+        <w:spacing w:before="0" w:after="0" w:line="2514" w:lineRule="exact"/>
+      </w:pPr>
+    </w:p>
+    <w:p>
+      <w:pPr>
+        <w:spacing w:before="0" w:after="0" w:line="299" w:lineRule="exact"/>
         <w:ind w:left="4608" w:firstLine="0"/>
         <w:jc w:val="left"/>
       </w:pPr>
@@ -2841,7 +2851,7 @@
         <w:pStyle w:val="BodyText"/>
       </w:pPr>
       <w:r>
-        <w:t xml:space="preserve">Once Sanders was lawfully arrested, the officers conducted a pre-incarceration inventory of the items found on Sanders’ person and found the methamphetamine. The State presented this argument to the court, stating “after he [was] for sure going to jail that the methamphetamine was found inside the deck of cards, Your Honor.” (R. III, 36) (emphasis added.) The district court heard the State’s argument that the drugs were found in a pre-incarceration search and later noted, “the contact that the officer had in taking the defendant into custody[ .]” (R. III, 41.) (emphasis added.)</w:t>
+        <w:t xml:space="preserve">Once Sanders was lawfully arrested, the officers conducted a pre-incarceration inventory of the items found on Sanders’ person and found the methamphetamine. The State presented this argument to the court, stating “after he [was] for sure going to jail that the methamphetamine was found inside the deck of cards, Your Honor.” (R. III, 36) (emphasis added.) The district court heard the State’s argument that the drugs were found in a pre-incarceration search and later noted, “the contact that the officer had in taking the defendant into custody[ .]” (R. III, 41.) (emphasis added.)</w:t>
       </w:r>
     </w:p>
     <w:p>
@@ -5114,6 +5124,33 @@
     <w:pPr>
       <w:spacing w:before="0" w:after="0" w:line="299" w:lineRule="exact"/>
       <w:ind w:left="2160" w:hanging="720"/>
+    </w:pPr>
+  </w:style>
+  <w:style w:type="paragraph" w:customStyle="1" w:styleId="XdQuoteList1">
+    <w:name w:val="Xd Quote List 1"/>
+    <w:basedOn w:val="Normal"/>
+    <w:qFormat/>
+    <w:pPr>
+      <w:spacing w:before="0" w:after="0" w:line="299" w:lineRule="exact"/>
+      <w:ind w:left="1440" w:right="720" w:hanging="720"/>
+    </w:pPr>
+  </w:style>
+  <w:style w:type="paragraph" w:customStyle="1" w:styleId="XdQuoteList2">
+    <w:name w:val="Xd Quote List 2"/>
+    <w:basedOn w:val="Normal"/>
+    <w:qFormat/>
+    <w:pPr>
+      <w:spacing w:before="0" w:after="0" w:line="299" w:lineRule="exact"/>
+      <w:ind w:left="2160" w:right="720" w:hanging="720"/>
+    </w:pPr>
+  </w:style>
+  <w:style w:type="paragraph" w:customStyle="1" w:styleId="XdQuoteList3">
+    <w:name w:val="Xd Quote List 3"/>
+    <w:basedOn w:val="Normal"/>
+    <w:qFormat/>
+    <w:pPr>
+      <w:spacing w:before="0" w:after="0" w:line="299" w:lineRule="exact"/>
+      <w:ind w:left="2880" w:right="720" w:hanging="720"/>
     </w:pPr>
   </w:style>
   <w:style w:type="paragraph" w:customStyle="1" w:styleId="XdQuoteOnly">

--- a/courts/tenth-circuit/kansas/state/court-of-appeals/reply-brief/usage/OUTPUT-reply-brief.docx
+++ b/courts/tenth-circuit/kansas/state/court-of-appeals/reply-brief/usage/OUTPUT-reply-brief.docx
@@ -2851,7 +2851,7 @@
         <w:pStyle w:val="BodyText"/>
       </w:pPr>
       <w:r>
-        <w:t xml:space="preserve">Once Sanders was lawfully arrested, the officers conducted a pre-incarceration inventory of the items found on Sanders’ person and found the methamphetamine. The State presented this argument to the court, stating “after he [was] for sure going to jail that the methamphetamine was found inside the deck of cards, Your Honor.” (R. III, 36) (emphasis added.) The district court heard the State’s argument that the drugs were found in a pre-incarceration search and later noted, “the contact that the officer had in taking the defendant into custody[ .]” (R. III, 41.) (emphasis added.)</w:t>
+        <w:t xml:space="preserve">Once Sanders was lawfully arrested, the officers conducted a pre-incarceration inventory of the items found on Sanders’ person and found the methamphetamine. The State presented this argument to the court, stating “after he [was] for sure going to jail that the methamphetamine was found inside the deck of cards, Your Honor.” (R. III, 36) (emphasis added.) The district court heard the State’s argument that the drugs were found in a pre-incarceration search and later noted, “the contact that the officer had in taking the defendant into custody[ ⁠.]” (R. III, 41.) (emphasis added.)</w:t>
       </w:r>
     </w:p>
     <w:p>

--- a/courts/tenth-circuit/kansas/state/court-of-appeals/reply-brief/usage/OUTPUT-reply-brief.docx
+++ b/courts/tenth-circuit/kansas/state/court-of-appeals/reply-brief/usage/OUTPUT-reply-brief.docx
@@ -167,9 +167,7 @@
           <w:b/>
           <w:bCs/>
         </w:rPr>
-        <w:t xml:space="preserve">17</w:t>
-        <w:noBreakHyphen/>
-        <w:t xml:space="preserve">118640-A</w:t>
+        <w:t xml:space="preserve">17-⁠118640-A</w:t>
       </w:r>
     </w:p>
     <w:p>
@@ -665,9 +663,7 @@
         <w:t xml:space="preserve"> </w:t>
       </w:r>
       <w:r>
-        <w:t xml:space="preserve">296</w:t>
-        <w:noBreakHyphen/>
-        <w:t xml:space="preserve">2215</w:t>
+        <w:t xml:space="preserve">296-⁠2215</w:t>
       </w:r>
     </w:p>
     <w:p>
@@ -683,9 +679,7 @@
         <w:t xml:space="preserve"> </w:t>
       </w:r>
       <w:r>
-        <w:t xml:space="preserve">291</w:t>
-        <w:noBreakHyphen/>
-        <w:t xml:space="preserve">3131</w:t>
+        <w:t xml:space="preserve">291-⁠3131</w:t>
       </w:r>
       <w:r>
         <w:t xml:space="preserve"> </w:t>
@@ -2328,19 +2322,7 @@
         <w:pStyle w:val="BodyText"/>
       </w:pPr>
       <w:r>
-        <w:t xml:space="preserve">The new material being rebutted is Sanders’ argument that the attenuation doctrine and inevitable discovery should not be considered by this Court as they are were not “raised to the trial court.” (See Appellee’s Brief, 20</w:t>
-      </w:r>
-      <w:r>
-        <w:noBreakHyphen/>
-      </w:r>
-      <w:r>
-        <w:t xml:space="preserve">21.) Additionally, Sanders heavily relies on the judge’s assessment that the officers’ lacked credibility. (Appellee’s Brief, 10</w:t>
-      </w:r>
-      <w:r>
-        <w:noBreakHyphen/>
-      </w:r>
-      <w:r>
-        <w:t xml:space="preserve">12.)</w:t>
+        <w:t xml:space="preserve">The new material being rebutted is Sanders’ argument that the attenuation doctrine and inevitable discovery should not be considered by this Court as they are were not “raised to the trial court.” (See Appellee’s Brief, 20-⁠21.) Additionally, Sanders heavily relies on the judge’s assessment that the officers’ lacked credibility. (Appellee’s Brief, 10-⁠12.)</w:t>
       </w:r>
     </w:p>
     <w:p>
@@ -2905,13 +2887,7 @@
         <w:t xml:space="preserve"> </w:t>
       </w:r>
       <w:r>
-        <w:t xml:space="preserve">21, 27</w:t>
-      </w:r>
-      <w:r>
-        <w:noBreakHyphen/>
-      </w:r>
-      <w:r>
-        <w:t xml:space="preserve">28, 871 P.2d 1265 (1994), the Kansas Supreme Court did not consider a defendant’s effort to advance new reasons to support suppression for the first time on appeal. And in</w:t>
+        <w:t xml:space="preserve">21, 27-⁠28, 871 P.2d 1265 (1994), the Kansas Supreme Court did not consider a defendant’s effort to advance new reasons to support suppression for the first time on appeal. And in</w:t>
       </w:r>
       <w:r>
         <w:t xml:space="preserve"> </w:t>
@@ -2930,13 +2906,7 @@
         <w:t xml:space="preserve"> </w:t>
       </w:r>
       <w:r>
-        <w:t xml:space="preserve">959, 963</w:t>
-      </w:r>
-      <w:r>
-        <w:noBreakHyphen/>
-      </w:r>
-      <w:r>
-        <w:t xml:space="preserve">64, 270 P.3d 1135 (2012), the Kansas Supreme Court would not consider a new Fourth Amendment argument, which had never been presented to either the district court or the appellate court.</w:t>
+        <w:t xml:space="preserve">959, 963-⁠64, 270 P.3d 1135 (2012), the Kansas Supreme Court would not consider a new Fourth Amendment argument, which had never been presented to either the district court or the appellate court.</w:t>
       </w:r>
     </w:p>
     <w:p>
@@ -3115,13 +3085,7 @@
         <w:t xml:space="preserve"> </w:t>
       </w:r>
       <w:r>
-        <w:t xml:space="preserve">1287, 1302</w:t>
-      </w:r>
-      <w:r>
-        <w:noBreakHyphen/>
-      </w:r>
-      <w:r>
-        <w:t xml:space="preserve">03, 403 P.3d 1220 (2017) (emphasis added.)</w:t>
+        <w:t xml:space="preserve">1287, 1302-⁠03, 403 P.3d 1220 (2017) (emphasis added.)</w:t>
       </w:r>
     </w:p>
     <w:p>
@@ -3470,9 +3434,7 @@
                     <w:t xml:space="preserve"> </w:t>
                   </w:r>
                   <w:r>
-                    <w:t xml:space="preserve">296</w:t>
-                    <w:noBreakHyphen/>
-                    <w:t xml:space="preserve">2215;</w:t>
+                    <w:t xml:space="preserve">296-⁠2215;</w:t>
                   </w:r>
                   <w:r>
                     <w:t xml:space="preserve"> </w:t>
@@ -3484,9 +3446,7 @@
                     <w:t xml:space="preserve"> </w:t>
                   </w:r>
                   <w:r>
-                    <w:t xml:space="preserve">296</w:t>
-                    <w:noBreakHyphen/>
-                    <w:t xml:space="preserve">3131</w:t>
+                    <w:t xml:space="preserve">296-⁠3131</w:t>
                   </w:r>
                   <w:r>
                     <w:t xml:space="preserve"> </w:t>
@@ -4020,9 +3980,7 @@
               <w:t xml:space="preserve"> </w:t>
             </w:r>
             <w:r>
-              <w:t xml:space="preserve">296</w:t>
-              <w:noBreakHyphen/>
-              <w:t xml:space="preserve">2215;</w:t>
+              <w:t xml:space="preserve">296-⁠2215;</w:t>
             </w:r>
             <w:r>
               <w:t xml:space="preserve"> </w:t>
@@ -4034,9 +3992,7 @@
               <w:t xml:space="preserve"> </w:t>
             </w:r>
             <w:r>
-              <w:t xml:space="preserve">296</w:t>
-              <w:noBreakHyphen/>
-              <w:t xml:space="preserve">3131</w:t>
+              <w:t xml:space="preserve">296-⁠3131</w:t>
             </w:r>
             <w:r>
               <w:t xml:space="preserve"> </w:t>
@@ -4874,7 +4830,7 @@
     <w:qFormat/>
     <w:pPr>
       <w:keepLines/>
-      <w:spacing w:before="0" w:after="140" w:line="299" w:lineRule="exact"/>
+      <w:spacing w:before="23" w:after="140" w:line="299" w:lineRule="exact"/>
     </w:pPr>
     <w:rPr>
       <w:sz w:val="26"/>
